--- a/export/docx/docs/23_21_全链路测试报告与完成度.docx
+++ b/export/docx/docs/23_21_全链路测试报告与完成度.docx
@@ -1501,6 +1501,345 @@
     </w:p>
     <w:p>
       <w:pPr>
+        <w:pStyle w:val="Heading3"/>
+      </w:pPr>
+      <w:r>
+        <w:t>2.1 后续演进：E2E 已扩至 66 项 + 浏览器层 46 项</w:t>
+      </w:r>
+    </w:p>
+    <w:p>
+      <w:r>
+        <w:rPr>
+          <w:b w:val="0"/>
+        </w:rPr>
+        <w:t>本节记录的是早期基线（23 项）。此后 E2E 持续扩展，当前状态：</w:t>
+      </w:r>
+    </w:p>
+    <w:tbl>
+      <w:tblPr>
+        <w:tblStyle w:val="TableGrid"/>
+        <w:tblW w:type="auto" w:w="0"/>
+        <w:tblLook w:firstColumn="1" w:firstRow="1" w:lastColumn="0" w:lastRow="0" w:noHBand="0" w:noVBand="1" w:val="04A0"/>
+      </w:tblPr>
+      <w:tblGrid>
+        <w:gridCol w:w="2880"/>
+        <w:gridCol w:w="2880"/>
+        <w:gridCol w:w="2880"/>
+      </w:tblGrid>
+      <w:tr>
+        <w:tc>
+          <w:tcPr>
+            <w:tcW w:type="dxa" w:w="2880"/>
+          </w:tcPr>
+          <w:p>
+            <w:r/>
+            <w:r>
+              <w:rPr>
+                <w:b/>
+                <w:sz w:val="18"/>
+              </w:rPr>
+              <w:t>层</w:t>
+            </w:r>
+          </w:p>
+        </w:tc>
+        <w:tc>
+          <w:tcPr>
+            <w:tcW w:type="dxa" w:w="2880"/>
+          </w:tcPr>
+          <w:p>
+            <w:r/>
+            <w:r>
+              <w:rPr>
+                <w:b/>
+                <w:sz w:val="18"/>
+              </w:rPr>
+              <w:t>覆盖</w:t>
+            </w:r>
+          </w:p>
+        </w:tc>
+        <w:tc>
+          <w:tcPr>
+            <w:tcW w:type="dxa" w:w="2880"/>
+          </w:tcPr>
+          <w:p>
+            <w:r/>
+            <w:r>
+              <w:rPr>
+                <w:b/>
+                <w:sz w:val="18"/>
+              </w:rPr>
+              <w:t>结果</w:t>
+            </w:r>
+          </w:p>
+        </w:tc>
+      </w:tr>
+      <w:tr>
+        <w:tc>
+          <w:tcPr>
+            <w:tcW w:type="dxa" w:w="2880"/>
+          </w:tcPr>
+          <w:p>
+            <w:r/>
+            <w:r>
+              <w:rPr>
+                <w:sz w:val="18"/>
+              </w:rPr>
+              <w:t>E2E（httpx，集群内 API）</w:t>
+            </w:r>
+          </w:p>
+        </w:tc>
+        <w:tc>
+          <w:tcPr>
+            <w:tcW w:type="dxa" w:w="2880"/>
+          </w:tcPr>
+          <w:p>
+            <w:r/>
+            <w:r>
+              <w:rPr>
+                <w:sz w:val="18"/>
+              </w:rPr>
+              <w:t>Pulsar 消息、定时备份/清理、方案卡多角色确认、趋势 API、EAM 投递重试、看板鉴权</w:t>
+            </w:r>
+          </w:p>
+        </w:tc>
+        <w:tc>
+          <w:tcPr>
+            <w:tcW w:type="dxa" w:w="2880"/>
+          </w:tcPr>
+          <w:p>
+            <w:r/>
+            <w:r>
+              <w:rPr>
+                <w:sz w:val="18"/>
+              </w:rPr>
+              <w:t>66/66</w:t>
+            </w:r>
+          </w:p>
+        </w:tc>
+      </w:tr>
+      <w:tr>
+        <w:tc>
+          <w:tcPr>
+            <w:tcW w:type="dxa" w:w="2880"/>
+          </w:tcPr>
+          <w:p>
+            <w:r/>
+            <w:r>
+              <w:rPr>
+                <w:sz w:val="18"/>
+              </w:rPr>
+              <w:t>无头浏览器（Playwright + Chromium）</w:t>
+            </w:r>
+          </w:p>
+        </w:tc>
+        <w:tc>
+          <w:tcPr>
+            <w:tcW w:type="dxa" w:w="2880"/>
+          </w:tcPr>
+          <w:p>
+            <w:r/>
+            <w:r>
+              <w:rPr>
+                <w:sz w:val="18"/>
+              </w:rPr>
+              <w:t>看板渲染、诊断/趋势/会诊三个交互路径、JS 异常与资源加载</w:t>
+            </w:r>
+          </w:p>
+        </w:tc>
+        <w:tc>
+          <w:tcPr>
+            <w:tcW w:type="dxa" w:w="2880"/>
+          </w:tcPr>
+          <w:p>
+            <w:r/>
+            <w:r>
+              <w:rPr>
+                <w:sz w:val="18"/>
+              </w:rPr>
+              <w:t>46/46</w:t>
+            </w:r>
+          </w:p>
+        </w:tc>
+      </w:tr>
+      <w:tr>
+        <w:tc>
+          <w:tcPr>
+            <w:tcW w:type="dxa" w:w="2880"/>
+          </w:tcPr>
+          <w:p>
+            <w:r/>
+            <w:r>
+              <w:rPr>
+                <w:sz w:val="18"/>
+              </w:rPr>
+              <w:t>单元测试</w:t>
+            </w:r>
+          </w:p>
+        </w:tc>
+        <w:tc>
+          <w:tcPr>
+            <w:tcW w:type="dxa" w:w="2880"/>
+          </w:tcPr>
+          <w:p>
+            <w:r/>
+            <w:r>
+              <w:rPr>
+                <w:sz w:val="18"/>
+              </w:rPr>
+              <w:t>规则引擎、仓储、事件</w:t>
+            </w:r>
+          </w:p>
+        </w:tc>
+        <w:tc>
+          <w:tcPr>
+            <w:tcW w:type="dxa" w:w="2880"/>
+          </w:tcPr>
+          <w:p>
+            <w:r/>
+            <w:r>
+              <w:rPr>
+                <w:sz w:val="18"/>
+              </w:rPr>
+              <w:t>72 项</w:t>
+            </w:r>
+          </w:p>
+        </w:tc>
+      </w:tr>
+    </w:tbl>
+    <w:p>
+      <w:r>
+        <w:rPr>
+          <w:b/>
+        </w:rPr>
+        <w:t>浏览器层的价值在 2026-10-23 得到验证——它抓出了 API 层完全测不到的 3 个缺陷：</w:t>
+      </w:r>
+    </w:p>
+    <w:p>
+      <w:pPr>
+        <w:pStyle w:val="ListNumber"/>
+        <w:ind w:left="360"/>
+      </w:pPr>
+      <w:r>
+        <w:rPr>
+          <w:b w:val="0"/>
+        </w:rPr>
+        <w:t xml:space="preserve">看板「诊断」主按钮绑 </w:t>
+      </w:r>
+      <w:r>
+        <w:rPr>
+          <w:rFonts w:ascii="Consolas" w:hAnsi="Consolas"/>
+          <w:b w:val="0"/>
+          <w:sz w:val="19"/>
+        </w:rPr>
+        <w:t>diagnose()</w:t>
+      </w:r>
+      <w:r>
+        <w:rPr>
+          <w:b w:val="0"/>
+        </w:rPr>
+        <w:t xml:space="preserve">、实际函数 </w:t>
+      </w:r>
+      <w:r>
+        <w:rPr>
+          <w:rFonts w:ascii="Consolas" w:hAnsi="Consolas"/>
+          <w:b w:val="0"/>
+          <w:sz w:val="19"/>
+        </w:rPr>
+        <w:t>diag()</w:t>
+      </w:r>
+      <w:r>
+        <w:rPr>
+          <w:b w:val="0"/>
+        </w:rPr>
+        <w:t xml:space="preserve"> → 点击报 ReferenceError</w:t>
+      </w:r>
+    </w:p>
+    <w:p>
+      <w:pPr>
+        <w:pStyle w:val="ListNumber"/>
+        <w:ind w:left="360"/>
+      </w:pPr>
+      <w:r>
+        <w:rPr>
+          <w:b w:val="0"/>
+        </w:rPr>
+        <w:t>线上看板是旧版（趋势图/诊断分解在仓库里但 ConfigMap 未更新）</w:t>
+      </w:r>
+    </w:p>
+    <w:p>
+      <w:pPr>
+        <w:pStyle w:val="ListNumber"/>
+        <w:ind w:left="360"/>
+      </w:pPr>
+      <w:r>
+        <w:rPr>
+          <w:b w:val="0"/>
+        </w:rPr>
+        <w:t xml:space="preserve">java-asset 详情接口表名 </w:t>
+      </w:r>
+      <w:r>
+        <w:rPr>
+          <w:rFonts w:ascii="Consolas" w:hAnsi="Consolas"/>
+          <w:b w:val="0"/>
+          <w:sz w:val="19"/>
+        </w:rPr>
+        <w:t>measure_point</w:t>
+      </w:r>
+      <w:r>
+        <w:rPr>
+          <w:b w:val="0"/>
+        </w:rPr>
+        <w:t xml:space="preserve"> 应为 </w:t>
+      </w:r>
+      <w:r>
+        <w:rPr>
+          <w:rFonts w:ascii="Consolas" w:hAnsi="Consolas"/>
+          <w:b w:val="0"/>
+          <w:sz w:val="19"/>
+        </w:rPr>
+        <w:t>measurement_point</w:t>
+      </w:r>
+      <w:r>
+        <w:rPr>
+          <w:b w:val="0"/>
+        </w:rPr>
+        <w:t xml:space="preserve"> → 恒 500</w:t>
+      </w:r>
+    </w:p>
+    <w:p>
+      <w:r>
+        <w:rPr>
+          <w:b w:val="0"/>
+        </w:rPr>
+        <w:t>共同点：</w:t>
+      </w:r>
+      <w:r>
+        <w:rPr>
+          <w:b/>
+        </w:rPr>
+        <w:t>只有人真的去点、真的去看才会暴露</w:t>
+      </w:r>
+      <w:r>
+        <w:rPr>
+          <w:b w:val="0"/>
+        </w:rPr>
+        <w:t>。httpx 不执行 JS、不渲染 DOM， 也发现不了"部署的静态文件比仓库旧"。</w:t>
+      </w:r>
+    </w:p>
+    <w:p>
+      <w:pPr>
+        <w:ind w:left="360"/>
+      </w:pPr>
+      <w:r>
+        <w:rPr>
+          <w:i/>
+          <w:color w:val="4A5158"/>
+        </w:rPr>
+        <w:t>完整记录见 31_无头浏览器全端全链路测试报告。 结论已回写至 11_验收标准与上线检查单 第 3.9 节与 T-24h 清单。</w:t>
+      </w:r>
+    </w:p>
+    <w:p>
+      <w:pPr>
         <w:jc w:val="center"/>
       </w:pPr>
       <w:r>

--- a/export/docx/docs/23_21_全链路测试报告与完成度.docx
+++ b/export/docx/docs/23_21_全链路测试报告与完成度.docx
@@ -1497,6 +1497,130 @@
           <w:b w:val="0"/>
         </w:rPr>
         <w:t>我测试机到集群的网络 RTT 为 p50 586ms（VPN 链路），与服务无关。</w:t>
+      </w:r>
+    </w:p>
+    <w:p>
+      <w:pPr>
+        <w:jc w:val="center"/>
+      </w:pPr>
+      <w:r>
+        <w:rPr>
+          <w:color w:val="B0B6BD"/>
+        </w:rPr>
+        <w:t>— — —</w:t>
+      </w:r>
+    </w:p>
+    <w:p>
+      <w:pPr>
+        <w:pStyle w:val="Heading2"/>
+      </w:pPr>
+      <w:r>
+        <w:t>附：第二轮全端全链路测试（2026-10-24）</w:t>
+      </w:r>
+    </w:p>
+    <w:p>
+      <w:r>
+        <w:rPr>
+          <w:b w:val="0"/>
+        </w:rPr>
+        <w:t xml:space="preserve">浏览器测试已扩展至 </w:t>
+      </w:r>
+      <w:r>
+        <w:rPr>
+          <w:b/>
+        </w:rPr>
+        <w:t>8 组 206 项</w:t>
+      </w:r>
+      <w:r>
+        <w:rPr>
+          <w:b w:val="0"/>
+        </w:rPr>
+        <w:t>，新增 H 组按工厂真实工单顺序做跨模块闭环 （诊断→告警→会诊→确认→派工→执行→领件→沉淀），并校验三端口径一致、 16 视图 × 深浅主题矩阵、三角色权限矩阵。</w:t>
+      </w:r>
+    </w:p>
+    <w:p>
+      <w:r>
+        <w:rPr>
+          <w:b w:val="0"/>
+        </w:rPr>
+        <w:t>该组抓出 2 个单模块测试发现不了的真 bug：</w:t>
+      </w:r>
+    </w:p>
+    <w:p>
+      <w:pPr>
+        <w:pStyle w:val="ListNumber"/>
+        <w:ind w:left="360"/>
+      </w:pPr>
+      <w:r>
+        <w:rPr>
+          <w:b w:val="0"/>
+        </w:rPr>
+        <w:t xml:space="preserve">告警等级匹配用 </w:t>
+      </w:r>
+      <w:r>
+        <w:rPr>
+          <w:rFonts w:ascii="Consolas" w:hAnsi="Consolas"/>
+          <w:b w:val="0"/>
+          <w:sz w:val="19"/>
+        </w:rPr>
+        <w:t>next()</w:t>
+      </w:r>
+      <w:r>
+        <w:rPr>
+          <w:b w:val="0"/>
+        </w:rPr>
+        <w:t xml:space="preserve"> 取首个命中，而规则按阈值降序排 → HI=0 命中了宽松的</w:t>
+      </w:r>
+    </w:p>
+    <w:p>
+      <w:r>
+        <w:rPr>
+          <w:b w:val="0"/>
+        </w:rPr>
+        <w:t>HI_WARNING(orange) 而非 HI_CRITICAL(red)，告警等级比实际健康度低一级</w:t>
+      </w:r>
+    </w:p>
+    <w:p>
+      <w:pPr>
+        <w:pStyle w:val="ListNumber"/>
+        <w:ind w:left="360"/>
+      </w:pPr>
+      <w:r>
+        <w:rPr>
+          <w:b w:val="0"/>
+        </w:rPr>
+        <w:t>等级收敛写在幂等判断之后 → 红色告警一旦存在，低级告警永远没机会被关闭，</w:t>
+      </w:r>
+    </w:p>
+    <w:p>
+      <w:r>
+        <w:rPr>
+          <w:b w:val="0"/>
+        </w:rPr>
+        <w:t>实测 200 台同时挂着红橙两条</w:t>
+      </w:r>
+    </w:p>
+    <w:p>
+      <w:r>
+        <w:rPr>
+          <w:b w:val="0"/>
+        </w:rPr>
+        <w:t>详见 [</w:t>
+      </w:r>
+      <w:r>
+        <w:rPr>
+          <w:rFonts w:ascii="Consolas" w:hAnsi="Consolas"/>
+          <w:b w:val="0"/>
+          <w:color w:val="0B4F75"/>
+          <w:sz w:val="19"/>
+        </w:rPr>
+        <w:t>42_无头浏览器全端全链路测试报告</w:t>
+      </w:r>
+      <w:r>
+        <w:rPr>
+          <w:b w:val="0"/>
+        </w:rPr>
+        <w:t>](42_无头浏览器全端全链路测试报告.md)。</w:t>
       </w:r>
     </w:p>
     <w:p>

--- a/export/docx/docs/23_21_全链路测试报告与完成度.docx
+++ b/export/docx/docs/23_21_全链路测试报告与完成度.docx
@@ -1529,7 +1529,7 @@
         <w:rPr>
           <w:b/>
         </w:rPr>
-        <w:t>8 组 206 项</w:t>
+        <w:t>8 组 212 项</w:t>
       </w:r>
       <w:r>
         <w:rPr>
